--- a/docs/vignettes/16_two_sample_ttest_vignette/two_sample_ttest.docx
+++ b/docs/vignettes/16_two_sample_ttest_vignette/two_sample_ttest.docx
@@ -6108,7 +6108,7 @@
       <w:r>
         <w:drawing>
           <wp:inline>
-            <wp:extent cx="4572000" cy="4572000"/>
+            <wp:extent cx="4587290" cy="4587290"/>
             <wp:effectExtent b="0" l="0" r="0" t="0"/>
             <wp:docPr descr="" title="" id="19" name="Picture"/>
             <a:graphic>
@@ -6129,7 +6129,7 @@
                   <pic:spPr bwMode="auto">
                     <a:xfrm>
                       <a:off x="0" y="0"/>
-                      <a:ext cx="4572000" cy="4572000"/>
+                      <a:ext cx="4587290" cy="4587290"/>
                     </a:xfrm>
                     <a:prstGeom prst="rect">
                       <a:avLst/>
@@ -6940,7 +6940,7 @@
       <w:r>
         <w:drawing>
           <wp:inline>
-            <wp:extent cx="4572000" cy="4572000"/>
+            <wp:extent cx="4587290" cy="4587290"/>
             <wp:effectExtent b="0" l="0" r="0" t="0"/>
             <wp:docPr descr="" title="" id="23" name="Picture"/>
             <a:graphic>
@@ -6961,7 +6961,7 @@
                   <pic:spPr bwMode="auto">
                     <a:xfrm>
                       <a:off x="0" y="0"/>
-                      <a:ext cx="4572000" cy="4572000"/>
+                      <a:ext cx="4587290" cy="4587290"/>
                     </a:xfrm>
                     <a:prstGeom prst="rect">
                       <a:avLst/>
@@ -7169,7 +7169,7 @@
       <w:r>
         <w:drawing>
           <wp:inline>
-            <wp:extent cx="3200400" cy="3200400"/>
+            <wp:extent cx="3211103" cy="3211103"/>
             <wp:effectExtent b="0" l="0" r="0" t="0"/>
             <wp:docPr descr="" title="" id="30" name="Picture"/>
             <a:graphic>
@@ -7190,7 +7190,7 @@
                   <pic:spPr bwMode="auto">
                     <a:xfrm>
                       <a:off x="0" y="0"/>
-                      <a:ext cx="3200400" cy="3200400"/>
+                      <a:ext cx="3211103" cy="3211103"/>
                     </a:xfrm>
                     <a:prstGeom prst="rect">
                       <a:avLst/>
@@ -7601,7 +7601,7 @@
       <w:r>
         <w:drawing>
           <wp:inline>
-            <wp:extent cx="3200400" cy="3200400"/>
+            <wp:extent cx="3211103" cy="3211103"/>
             <wp:effectExtent b="0" l="0" r="0" t="0"/>
             <wp:docPr descr="" title="" id="35" name="Picture"/>
             <a:graphic>
@@ -7622,7 +7622,7 @@
                   <pic:spPr bwMode="auto">
                     <a:xfrm>
                       <a:off x="0" y="0"/>
-                      <a:ext cx="3200400" cy="3200400"/>
+                      <a:ext cx="3211103" cy="3211103"/>
                     </a:xfrm>
                     <a:prstGeom prst="rect">
                       <a:avLst/>
@@ -10513,7 +10513,7 @@
       <w:r>
         <w:drawing>
           <wp:inline>
-            <wp:extent cx="3200400" cy="3200400"/>
+            <wp:extent cx="3211103" cy="3211103"/>
             <wp:effectExtent b="0" l="0" r="0" t="0"/>
             <wp:docPr descr="" title="" id="48" name="Picture"/>
             <a:graphic>
@@ -10534,7 +10534,7 @@
                   <pic:spPr bwMode="auto">
                     <a:xfrm>
                       <a:off x="0" y="0"/>
-                      <a:ext cx="3200400" cy="3200400"/>
+                      <a:ext cx="3211103" cy="3211103"/>
                     </a:xfrm>
                     <a:prstGeom prst="rect">
                       <a:avLst/>
@@ -11327,7 +11327,7 @@
       <w:r>
         <w:drawing>
           <wp:inline>
-            <wp:extent cx="3200400" cy="3200400"/>
+            <wp:extent cx="3211103" cy="3211103"/>
             <wp:effectExtent b="0" l="0" r="0" t="0"/>
             <wp:docPr descr="" title="" id="51" name="Picture"/>
             <a:graphic>
@@ -11348,7 +11348,7 @@
                   <pic:spPr bwMode="auto">
                     <a:xfrm>
                       <a:off x="0" y="0"/>
-                      <a:ext cx="3200400" cy="3200400"/>
+                      <a:ext cx="3211103" cy="3211103"/>
                     </a:xfrm>
                     <a:prstGeom prst="rect">
                       <a:avLst/>
